--- a/tillsyn/A 73773-2021 tillsynsbegäran.docx
+++ b/tillsyn/A 73773-2021 tillsynsbegäran.docx
@@ -227,7 +227,7 @@
     <w:r>
       <w:tab/>
       <w:tab/>
-      <w:t>2026-09-14</w:t>
+      <w:t>2026-09-15</w:t>
       <w:br/>
       <w:br/>
     </w:r>

--- a/tillsyn/A 73773-2021 tillsynsbegäran.docx
+++ b/tillsyn/A 73773-2021 tillsynsbegäran.docx
@@ -227,7 +227,7 @@
     <w:r>
       <w:tab/>
       <w:tab/>
-      <w:t>2026-09-15</w:t>
+      <w:t>2026-09-16</w:t>
       <w:br/>
       <w:br/>
     </w:r>

--- a/tillsyn/A 73773-2021 tillsynsbegäran.docx
+++ b/tillsyn/A 73773-2021 tillsynsbegäran.docx
@@ -227,7 +227,7 @@
     <w:r>
       <w:tab/>
       <w:tab/>
-      <w:t>2026-09-16</w:t>
+      <w:t>2026-09-17</w:t>
       <w:br/>
       <w:br/>
     </w:r>

--- a/tillsyn/A 73773-2021 tillsynsbegäran.docx
+++ b/tillsyn/A 73773-2021 tillsynsbegäran.docx
@@ -227,7 +227,7 @@
     <w:r>
       <w:tab/>
       <w:tab/>
-      <w:t>2026-09-17</w:t>
+      <w:t>2026-09-18</w:t>
       <w:br/>
       <w:br/>
     </w:r>

--- a/tillsyn/A 73773-2021 tillsynsbegäran.docx
+++ b/tillsyn/A 73773-2021 tillsynsbegäran.docx
@@ -227,7 +227,7 @@
     <w:r>
       <w:tab/>
       <w:tab/>
-      <w:t>2026-09-18</w:t>
+      <w:t>2026-09-19</w:t>
       <w:br/>
       <w:br/>
     </w:r>

--- a/tillsyn/A 73773-2021 tillsynsbegäran.docx
+++ b/tillsyn/A 73773-2021 tillsynsbegäran.docx
@@ -227,7 +227,7 @@
     <w:r>
       <w:tab/>
       <w:tab/>
-      <w:t>2026-09-19</w:t>
+      <w:t>2026-09-21</w:t>
       <w:br/>
       <w:br/>
     </w:r>

--- a/tillsyn/A 73773-2021 tillsynsbegäran.docx
+++ b/tillsyn/A 73773-2021 tillsynsbegäran.docx
@@ -227,7 +227,7 @@
     <w:r>
       <w:tab/>
       <w:tab/>
-      <w:t>2026-09-21</w:t>
+      <w:t>2026-09-23</w:t>
       <w:br/>
       <w:br/>
     </w:r>

--- a/tillsyn/A 73773-2021 tillsynsbegäran.docx
+++ b/tillsyn/A 73773-2021 tillsynsbegäran.docx
@@ -227,7 +227,7 @@
     <w:r>
       <w:tab/>
       <w:tab/>
-      <w:t>2026-09-23</w:t>
+      <w:t>2026-09-24</w:t>
       <w:br/>
       <w:br/>
     </w:r>

--- a/tillsyn/A 73773-2021 tillsynsbegäran.docx
+++ b/tillsyn/A 73773-2021 tillsynsbegäran.docx
@@ -227,7 +227,7 @@
     <w:r>
       <w:tab/>
       <w:tab/>
-      <w:t>2026-09-24</w:t>
+      <w:t>2026-09-25</w:t>
       <w:br/>
       <w:br/>
     </w:r>

--- a/tillsyn/A 73773-2021 tillsynsbegäran.docx
+++ b/tillsyn/A 73773-2021 tillsynsbegäran.docx
@@ -227,7 +227,7 @@
     <w:r>
       <w:tab/>
       <w:tab/>
-      <w:t>2026-09-25</w:t>
+      <w:t>2026-09-26</w:t>
       <w:br/>
       <w:br/>
     </w:r>

--- a/tillsyn/A 73773-2021 tillsynsbegäran.docx
+++ b/tillsyn/A 73773-2021 tillsynsbegäran.docx
@@ -227,7 +227,7 @@
     <w:r>
       <w:tab/>
       <w:tab/>
-      <w:t>2026-09-26</w:t>
+      <w:t>2026-09-27</w:t>
       <w:br/>
       <w:br/>
     </w:r>

--- a/tillsyn/A 73773-2021 tillsynsbegäran.docx
+++ b/tillsyn/A 73773-2021 tillsynsbegäran.docx
@@ -227,7 +227,7 @@
     <w:r>
       <w:tab/>
       <w:tab/>
-      <w:t>2026-09-27</w:t>
+      <w:t>2026-09-28</w:t>
       <w:br/>
       <w:br/>
     </w:r>

--- a/tillsyn/A 73773-2021 tillsynsbegäran.docx
+++ b/tillsyn/A 73773-2021 tillsynsbegäran.docx
@@ -60,12 +60,12 @@
         <w:spacing w:after="240"/>
       </w:pPr>
       <w:r>
-        <w:t>Figur 1. Fyndplatser för naturvårdsarter i avverkningsanmälan. Markörer utan svart kant är placerade på fyndplatsen. Markörer med svart kant är placerade vid sidan av fyndplatsen och har ett svart streck som visar fyndplatsens exakta position. Kartans mittpunktskoordinat är N 6603063, E 644930 i SWEREF 99 TM.</w:t>
+        <w:t>Figur 1. Fyndplatser för naturvårdsarter i och inom 6 meter från avverkningsanmälan. Markörer utan svart kant är placerade på fyndplatsen. Markörer med svart kant är placerade vid sidan av fyndplatsen och har ett svart streck som visar fyndplatsens exakta position. Kartans mittpunktskoordinat är N 6603063, E 644930 i SWEREF 99 TM.</w:t>
       </w:r>
     </w:p>
     <w:p>
       <w:r>
-        <w:t>I avverkningsanmälan finns fynd av 1 naturvårdsarter, varav 1 är fridlyst: kopparödla (§6). Se Figur 1.</w:t>
+        <w:t>I och inom 6 meter från avverkningsanmälan finns fynd av 2 naturvårdsarter, varav 2 är fridlysta: kopparödla (§6) och gullviva (§9). Se Figur 1.</w:t>
       </w:r>
     </w:p>
     <w:p>
@@ -97,6 +97,35 @@
     <w:p>
       <w:r>
         <w:t>Nedan följer beskrivningar av de naturvårdsarter och fridlysta arter som har sina livsmiljöer och växtplatser i den avverkningsanmälda skogen. De påträffade naturvårdsarterna är ett tydligt kvitto på att det rör sig om en skog med höga naturvärden.</w:t>
+      </w:r>
+    </w:p>
+    <w:p>
+      <w:r>
+        <w:rPr>
+          <w:b/>
+        </w:rPr>
+        <w:t>Gullviva (§9)</w:t>
+      </w:r>
+      <w:r>
+        <w:t xml:space="preserve"> är värdväxt för bland annat den rödlistade och sällsynta fjärilen gullvivefjäril (VU) samt typisk art för </w:t>
+      </w:r>
+      <w:r>
+        <w:rPr>
+          <w:i/>
+        </w:rPr>
+        <w:t xml:space="preserve">9070 Trädklädd betesmark, 6530 Lövängar, 6510 Slåtterängar i låglandet </w:t>
+      </w:r>
+      <w:r>
+        <w:t>och</w:t>
+      </w:r>
+      <w:r>
+        <w:rPr>
+          <w:i/>
+        </w:rPr>
+        <w:t xml:space="preserve"> 6270 Silikatgräsmarker</w:t>
+      </w:r>
+      <w:r>
+        <w:t xml:space="preserve"> (SLU Artdatabanken, 2025).</w:t>
       </w:r>
     </w:p>
     <w:sectPr>
@@ -227,7 +256,7 @@
     <w:r>
       <w:tab/>
       <w:tab/>
-      <w:t>2026-09-28</w:t>
+      <w:t>2026-09-29</w:t>
       <w:br/>
       <w:br/>
     </w:r>

--- a/tillsyn/A 73773-2021 tillsynsbegäran.docx
+++ b/tillsyn/A 73773-2021 tillsynsbegäran.docx
@@ -256,7 +256,7 @@
     <w:r>
       <w:tab/>
       <w:tab/>
-      <w:t>2026-09-29</w:t>
+      <w:t>2026-09-30</w:t>
       <w:br/>
       <w:br/>
     </w:r>

--- a/tillsyn/A 73773-2021 tillsynsbegäran.docx
+++ b/tillsyn/A 73773-2021 tillsynsbegäran.docx
@@ -256,7 +256,7 @@
     <w:r>
       <w:tab/>
       <w:tab/>
-      <w:t>2026-09-30</w:t>
+      <w:t>2026-10-01</w:t>
       <w:br/>
       <w:br/>
     </w:r>

--- a/tillsyn/A 73773-2021 tillsynsbegäran.docx
+++ b/tillsyn/A 73773-2021 tillsynsbegäran.docx
@@ -256,7 +256,7 @@
     <w:r>
       <w:tab/>
       <w:tab/>
-      <w:t>2026-10-01</w:t>
+      <w:t>2026-10-02</w:t>
       <w:br/>
       <w:br/>
     </w:r>

--- a/tillsyn/A 73773-2021 tillsynsbegäran.docx
+++ b/tillsyn/A 73773-2021 tillsynsbegäran.docx
@@ -256,7 +256,7 @@
     <w:r>
       <w:tab/>
       <w:tab/>
-      <w:t>2026-10-02</w:t>
+      <w:t>2026-10-03</w:t>
       <w:br/>
       <w:br/>
     </w:r>

--- a/tillsyn/A 73773-2021 tillsynsbegäran.docx
+++ b/tillsyn/A 73773-2021 tillsynsbegäran.docx
@@ -256,7 +256,7 @@
     <w:r>
       <w:tab/>
       <w:tab/>
-      <w:t>2026-10-03</w:t>
+      <w:t>2026-10-04</w:t>
       <w:br/>
       <w:br/>
     </w:r>

--- a/tillsyn/A 73773-2021 tillsynsbegäran.docx
+++ b/tillsyn/A 73773-2021 tillsynsbegäran.docx
@@ -256,7 +256,7 @@
     <w:r>
       <w:tab/>
       <w:tab/>
-      <w:t>2026-10-04</w:t>
+      <w:t>2026-10-05</w:t>
       <w:br/>
       <w:br/>
     </w:r>

--- a/tillsyn/A 73773-2021 tillsynsbegäran.docx
+++ b/tillsyn/A 73773-2021 tillsynsbegäran.docx
@@ -256,7 +256,7 @@
     <w:r>
       <w:tab/>
       <w:tab/>
-      <w:t>2026-10-05</w:t>
+      <w:t>2026-10-06</w:t>
       <w:br/>
       <w:br/>
     </w:r>

--- a/tillsyn/A 73773-2021 tillsynsbegäran.docx
+++ b/tillsyn/A 73773-2021 tillsynsbegäran.docx
@@ -256,7 +256,7 @@
     <w:r>
       <w:tab/>
       <w:tab/>
-      <w:t>2026-10-06</w:t>
+      <w:t>2026-10-07</w:t>
       <w:br/>
       <w:br/>
     </w:r>

--- a/tillsyn/A 73773-2021 tillsynsbegäran.docx
+++ b/tillsyn/A 73773-2021 tillsynsbegäran.docx
@@ -256,7 +256,7 @@
     <w:r>
       <w:tab/>
       <w:tab/>
-      <w:t>2026-10-07</w:t>
+      <w:t>2026-10-08</w:t>
       <w:br/>
       <w:br/>
     </w:r>

--- a/tillsyn/A 73773-2021 tillsynsbegäran.docx
+++ b/tillsyn/A 73773-2021 tillsynsbegäran.docx
@@ -256,7 +256,7 @@
     <w:r>
       <w:tab/>
       <w:tab/>
-      <w:t>2026-10-08</w:t>
+      <w:t>2026-10-09</w:t>
       <w:br/>
       <w:br/>
     </w:r>

--- a/tillsyn/A 73773-2021 tillsynsbegäran.docx
+++ b/tillsyn/A 73773-2021 tillsynsbegäran.docx
@@ -256,7 +256,7 @@
     <w:r>
       <w:tab/>
       <w:tab/>
-      <w:t>2026-10-09</w:t>
+      <w:t>2026-10-10</w:t>
       <w:br/>
       <w:br/>
     </w:r>

--- a/tillsyn/A 73773-2021 tillsynsbegäran.docx
+++ b/tillsyn/A 73773-2021 tillsynsbegäran.docx
@@ -256,7 +256,7 @@
     <w:r>
       <w:tab/>
       <w:tab/>
-      <w:t>2026-10-10</w:t>
+      <w:t>2026-10-11</w:t>
       <w:br/>
       <w:br/>
     </w:r>

--- a/tillsyn/A 73773-2021 tillsynsbegäran.docx
+++ b/tillsyn/A 73773-2021 tillsynsbegäran.docx
@@ -256,7 +256,7 @@
     <w:r>
       <w:tab/>
       <w:tab/>
-      <w:t>2026-10-11</w:t>
+      <w:t>2026-10-12</w:t>
       <w:br/>
       <w:br/>
     </w:r>

--- a/tillsyn/A 73773-2021 tillsynsbegäran.docx
+++ b/tillsyn/A 73773-2021 tillsynsbegäran.docx
@@ -256,7 +256,7 @@
     <w:r>
       <w:tab/>
       <w:tab/>
-      <w:t>2026-10-12</w:t>
+      <w:t>2026-10-13</w:t>
       <w:br/>
       <w:br/>
     </w:r>

--- a/tillsyn/A 73773-2021 tillsynsbegäran.docx
+++ b/tillsyn/A 73773-2021 tillsynsbegäran.docx
@@ -256,7 +256,7 @@
     <w:r>
       <w:tab/>
       <w:tab/>
-      <w:t>2026-10-13</w:t>
+      <w:t>2026-10-14</w:t>
       <w:br/>
       <w:br/>
     </w:r>

--- a/tillsyn/A 73773-2021 tillsynsbegäran.docx
+++ b/tillsyn/A 73773-2021 tillsynsbegäran.docx
@@ -256,7 +256,7 @@
     <w:r>
       <w:tab/>
       <w:tab/>
-      <w:t>2026-10-14</w:t>
+      <w:t>2026-10-15</w:t>
       <w:br/>
       <w:br/>
     </w:r>

--- a/tillsyn/A 73773-2021 tillsynsbegäran.docx
+++ b/tillsyn/A 73773-2021 tillsynsbegäran.docx
@@ -256,7 +256,7 @@
     <w:r>
       <w:tab/>
       <w:tab/>
-      <w:t>2026-10-15</w:t>
+      <w:t>2026-10-16</w:t>
       <w:br/>
       <w:br/>
     </w:r>

--- a/tillsyn/A 73773-2021 tillsynsbegäran.docx
+++ b/tillsyn/A 73773-2021 tillsynsbegäran.docx
@@ -256,7 +256,7 @@
     <w:r>
       <w:tab/>
       <w:tab/>
-      <w:t>2026-10-16</w:t>
+      <w:t>2026-10-17</w:t>
       <w:br/>
       <w:br/>
     </w:r>

--- a/tillsyn/A 73773-2021 tillsynsbegäran.docx
+++ b/tillsyn/A 73773-2021 tillsynsbegäran.docx
@@ -256,7 +256,7 @@
     <w:r>
       <w:tab/>
       <w:tab/>
-      <w:t>2026-10-17</w:t>
+      <w:t>2026-10-18</w:t>
       <w:br/>
       <w:br/>
     </w:r>

--- a/tillsyn/A 73773-2021 tillsynsbegäran.docx
+++ b/tillsyn/A 73773-2021 tillsynsbegäran.docx
@@ -256,7 +256,7 @@
     <w:r>
       <w:tab/>
       <w:tab/>
-      <w:t>2026-10-18</w:t>
+      <w:t>2026-10-19</w:t>
       <w:br/>
       <w:br/>
     </w:r>

--- a/tillsyn/A 73773-2021 tillsynsbegäran.docx
+++ b/tillsyn/A 73773-2021 tillsynsbegäran.docx
@@ -256,7 +256,7 @@
     <w:r>
       <w:tab/>
       <w:tab/>
-      <w:t>2026-10-19</w:t>
+      <w:t>2026-10-20</w:t>
       <w:br/>
       <w:br/>
     </w:r>

--- a/tillsyn/A 73773-2021 tillsynsbegäran.docx
+++ b/tillsyn/A 73773-2021 tillsynsbegäran.docx
@@ -256,7 +256,7 @@
     <w:r>
       <w:tab/>
       <w:tab/>
-      <w:t>2026-10-20</w:t>
+      <w:t>2026-10-21</w:t>
       <w:br/>
       <w:br/>
     </w:r>

--- a/tillsyn/A 73773-2021 tillsynsbegäran.docx
+++ b/tillsyn/A 73773-2021 tillsynsbegäran.docx
@@ -256,7 +256,7 @@
     <w:r>
       <w:tab/>
       <w:tab/>
-      <w:t>2026-10-21</w:t>
+      <w:t>2026-10-22</w:t>
       <w:br/>
       <w:br/>
     </w:r>

--- a/tillsyn/A 73773-2021 tillsynsbegäran.docx
+++ b/tillsyn/A 73773-2021 tillsynsbegäran.docx
@@ -256,7 +256,7 @@
     <w:r>
       <w:tab/>
       <w:tab/>
-      <w:t>2026-10-22</w:t>
+      <w:t>2026-10-23</w:t>
       <w:br/>
       <w:br/>
     </w:r>

--- a/tillsyn/A 73773-2021 tillsynsbegäran.docx
+++ b/tillsyn/A 73773-2021 tillsynsbegäran.docx
@@ -256,7 +256,7 @@
     <w:r>
       <w:tab/>
       <w:tab/>
-      <w:t>2026-10-23</w:t>
+      <w:t>2026-10-24</w:t>
       <w:br/>
       <w:br/>
     </w:r>

--- a/tillsyn/A 73773-2021 tillsynsbegäran.docx
+++ b/tillsyn/A 73773-2021 tillsynsbegäran.docx
@@ -256,7 +256,7 @@
     <w:r>
       <w:tab/>
       <w:tab/>
-      <w:t>2026-10-24</w:t>
+      <w:t>2026-10-25</w:t>
       <w:br/>
       <w:br/>
     </w:r>

--- a/tillsyn/A 73773-2021 tillsynsbegäran.docx
+++ b/tillsyn/A 73773-2021 tillsynsbegäran.docx
@@ -256,7 +256,7 @@
     <w:r>
       <w:tab/>
       <w:tab/>
-      <w:t>2026-10-25</w:t>
+      <w:t>2026-10-26</w:t>
       <w:br/>
       <w:br/>
     </w:r>

--- a/tillsyn/A 73773-2021 tillsynsbegäran.docx
+++ b/tillsyn/A 73773-2021 tillsynsbegäran.docx
@@ -256,7 +256,7 @@
     <w:r>
       <w:tab/>
       <w:tab/>
-      <w:t>2026-10-26</w:t>
+      <w:t>2026-10-27</w:t>
       <w:br/>
       <w:br/>
     </w:r>

--- a/tillsyn/A 73773-2021 tillsynsbegäran.docx
+++ b/tillsyn/A 73773-2021 tillsynsbegäran.docx
@@ -256,7 +256,7 @@
     <w:r>
       <w:tab/>
       <w:tab/>
-      <w:t>2026-10-27</w:t>
+      <w:t>2026-10-28</w:t>
       <w:br/>
       <w:br/>
     </w:r>

--- a/tillsyn/A 73773-2021 tillsynsbegäran.docx
+++ b/tillsyn/A 73773-2021 tillsynsbegäran.docx
@@ -256,7 +256,7 @@
     <w:r>
       <w:tab/>
       <w:tab/>
-      <w:t>2026-10-28</w:t>
+      <w:t>2026-10-29</w:t>
       <w:br/>
       <w:br/>
     </w:r>

--- a/tillsyn/A 73773-2021 tillsynsbegäran.docx
+++ b/tillsyn/A 73773-2021 tillsynsbegäran.docx
@@ -256,7 +256,7 @@
     <w:r>
       <w:tab/>
       <w:tab/>
-      <w:t>2026-10-29</w:t>
+      <w:t>2026-10-31</w:t>
       <w:br/>
       <w:br/>
     </w:r>
